--- a/ПП 01_ИСП-11,12/4_Дневник практики.docx
+++ b/ПП 01_ИСП-11,12/4_Дневник практики.docx
@@ -835,6 +835,54 @@
     </w:p>
     <w:p>
       <w:pPr>
+        <w:spacing w:line="360" w:lineRule="auto"/>
+        <w:contextualSpacing/>
+        <w:jc w:val="both"/>
+        <w:rPr>
+          <w:rFonts w:ascii="Times New Roman" w:hAnsi="Times New Roman" w:cs="Times New Roman"/>
+          <w:sz w:val="28"/>
+          <w:szCs w:val="28"/>
+        </w:rPr>
+      </w:pPr>
+    </w:p>
+    <w:p>
+      <w:pPr>
+        <w:spacing w:line="360" w:lineRule="auto"/>
+        <w:contextualSpacing/>
+        <w:jc w:val="both"/>
+        <w:rPr>
+          <w:rFonts w:ascii="Times New Roman" w:hAnsi="Times New Roman" w:cs="Times New Roman"/>
+          <w:sz w:val="28"/>
+          <w:szCs w:val="28"/>
+        </w:rPr>
+      </w:pPr>
+    </w:p>
+    <w:p>
+      <w:pPr>
+        <w:spacing w:line="360" w:lineRule="auto"/>
+        <w:contextualSpacing/>
+        <w:jc w:val="both"/>
+        <w:rPr>
+          <w:rFonts w:ascii="Times New Roman" w:hAnsi="Times New Roman" w:cs="Times New Roman"/>
+          <w:sz w:val="28"/>
+          <w:szCs w:val="28"/>
+        </w:rPr>
+      </w:pPr>
+    </w:p>
+    <w:p>
+      <w:pPr>
+        <w:spacing w:line="360" w:lineRule="auto"/>
+        <w:contextualSpacing/>
+        <w:jc w:val="both"/>
+        <w:rPr>
+          <w:rFonts w:ascii="Times New Roman" w:hAnsi="Times New Roman" w:cs="Times New Roman"/>
+          <w:sz w:val="28"/>
+          <w:szCs w:val="28"/>
+        </w:rPr>
+      </w:pPr>
+    </w:p>
+    <w:p>
+      <w:pPr>
         <w:contextualSpacing/>
         <w:jc w:val="center"/>
         <w:rPr>
@@ -928,34 +976,6 @@
         <w:t xml:space="preserve"> год</w:t>
       </w:r>
       <w:bookmarkEnd w:id="2"/>
-    </w:p>
-    <w:p>
-      <w:pPr>
-        <w:rPr>
-          <w:rFonts w:ascii="Times New Roman" w:hAnsi="Times New Roman" w:cs="Times New Roman"/>
-          <w:sz w:val="28"/>
-          <w:szCs w:val="28"/>
-        </w:rPr>
-      </w:pPr>
-      <w:r>
-        <w:rPr>
-          <w:rFonts w:ascii="Times New Roman" w:hAnsi="Times New Roman" w:cs="Times New Roman"/>
-          <w:sz w:val="28"/>
-          <w:szCs w:val="28"/>
-        </w:rPr>
-        <w:br w:type="page"/>
-      </w:r>
-    </w:p>
-    <w:p>
-      <w:pPr>
-        <w:contextualSpacing/>
-        <w:jc w:val="center"/>
-        <w:rPr>
-          <w:rFonts w:ascii="Times New Roman" w:hAnsi="Times New Roman" w:cs="Times New Roman"/>
-          <w:sz w:val="28"/>
-          <w:szCs w:val="28"/>
-        </w:rPr>
-      </w:pPr>
     </w:p>
     <w:p>
       <w:pPr>
@@ -983,6 +1003,7 @@
           <w:sz w:val="28"/>
           <w:szCs w:val="28"/>
         </w:rPr>
+        <w:lastRenderedPageBreak/>
         <w:t xml:space="preserve">Прохождение </w:t>
       </w:r>
       <w:r>
